--- a/report/PAPER_DRAFT.docx
+++ b/report/PAPER_DRAFT.docx
@@ -436,7 +436,7 @@
           <w:color w:val="222222"/>
           <w:sz w:val="21"/>
         </w:rPr>
-        <w:t>A literature comparison registered before its search found 0 studies that give adult flies these drugs and score proboscis extension or grooming; studies of identified GABAergic neurons agree with the simulated direction in 1 of 3.</w:t>
+        <w:t>A literature comparison registered before its search found 0 studies that give adult flies these drugs and score proboscis extension or grooming; studies of identified GABAergic neurons agree with the simulated direction in 1 of 3. Manipulating the identified neurons as the experiment did (stage 5b), silencing the GABAergic 13A leg neurons shortens the simulated grooming reach (0.3806 mm from 0.9927), as silencing them reduces grooming in flies; the 13B neurons and activation do not show in the reach.</w:t>
       </w:r>
     </w:p>
     <w:p>

--- a/report/PAPER_DRAFT.docx
+++ b/report/PAPER_DRAFT.docx
@@ -436,7 +436,7 @@
           <w:color w:val="222222"/>
           <w:sz w:val="21"/>
         </w:rPr>
-        <w:t>A literature comparison registered before its search found 0 studies that give adult flies these drugs and score proboscis extension or grooming; studies of identified GABAergic neurons agree with the simulated direction in 1 of 3. Manipulating the identified neurons as the experiment did (stage 5b), silencing the GABAergic 13A leg neurons shortens the simulated grooming reach (0.3806 mm from 0.9927), as silencing them reduces grooming in flies; the 13B neurons and activation do not show in the reach.</w:t>
+        <w:t>A literature comparison registered before its search found 0 studies that give adult flies these drugs and score proboscis extension or grooming; studies of identified GABAergic neurons agree with the simulated direction in 1 of 3. Manipulating the identified neurons as the experiment did (stage 5b), silencing the GABAergic 13A leg neurons shortens the simulated grooming reach (0.3806 mm from 0.9927), as silencing them reduces grooming in flies; the 13B neurons and activation do not show in the reach. Read at the femur-tibia joint (stage 5c), none of the published postures appears: silencing 13A extends the tibia (-0.1488 rad) rather than locking it in flexion, so the reach agreement came by another route. In this model the inhibitory leg neurons act as broad brakes, not as joint-specific controllers.</w:t>
       </w:r>
     </w:p>
     <w:p>

--- a/report/PAPER_DRAFT.docx
+++ b/report/PAPER_DRAFT.docx
@@ -812,11 +812,860 @@
           <w:color w:val="1F4E79"/>
           <w:sz w:val="23"/>
         </w:rPr>
-        <w:t>Data and code</w:t>
-      </w:r>
+        <w:t>Figures (planned; each exists as a script output)</w:t>
+      </w:r>
+    </w:p>
+    <w:tbl>
+      <w:tblPr>
+        <w:tblW w:type="dxa" w:w="8496"/>
+        <w:jc w:val="center"/>
+        <w:tblBorders>
+          <w:top w:val="single" w:color="auto" w:sz="6"/>
+          <w:left w:val="single" w:color="auto" w:sz="6"/>
+          <w:bottom w:val="single" w:color="auto" w:sz="6"/>
+          <w:right w:val="single" w:color="auto" w:sz="6"/>
+        </w:tblBorders>
+        <w:tblLayout w:type="fixed"/>
+        <w:tblLook w:firstColumn="1" w:firstRow="1" w:lastColumn="0" w:lastRow="0" w:noHBand="0" w:noVBand="1" w:val="04A0"/>
+      </w:tblPr>
+      <w:tblGrid>
+        <w:gridCol w:w="638"/>
+        <w:gridCol w:w="1674"/>
+        <w:gridCol w:w="6184"/>
+      </w:tblGrid>
+      <w:tr>
+        <w:trPr>
+          <w:cantSplit/>
+          <w:tblHeader/>
+        </w:trPr>
+        <w:tc>
+          <w:tcPr>
+            <w:tcW w:type="dxa" w:w="638"/>
+            <w:shd w:val="clear" w:color="auto" w:fill="1F4E79"/>
+            <w:vAlign w:val="center"/>
+          </w:tcPr>
+          <w:p>
+            <w:pPr>
+              <w:keepNext/>
+              <w:spacing w:after="0"/>
+            </w:pPr>
+            <w:r>
+              <w:rPr>
+                <w:rFonts w:ascii="Calibri" w:hAnsi="Calibri"/>
+                <w:b/>
+                <w:i w:val="0"/>
+                <w:color w:val="FFFFFF"/>
+                <w:sz w:val="20"/>
+              </w:rPr>
+              <w:t>Figure</w:t>
+            </w:r>
+          </w:p>
+        </w:tc>
+        <w:tc>
+          <w:tcPr>
+            <w:tcW w:type="dxa" w:w="1674"/>
+            <w:shd w:val="clear" w:color="auto" w:fill="1F4E79"/>
+            <w:vAlign w:val="center"/>
+          </w:tcPr>
+          <w:p>
+            <w:pPr>
+              <w:keepNext/>
+              <w:spacing w:after="0"/>
+            </w:pPr>
+            <w:r>
+              <w:rPr>
+                <w:rFonts w:ascii="Calibri" w:hAnsi="Calibri"/>
+                <w:b/>
+                <w:i w:val="0"/>
+                <w:color w:val="FFFFFF"/>
+                <w:sz w:val="20"/>
+              </w:rPr>
+              <w:t>What it shows</w:t>
+            </w:r>
+          </w:p>
+        </w:tc>
+        <w:tc>
+          <w:tcPr>
+            <w:tcW w:type="dxa" w:w="6184"/>
+            <w:shd w:val="clear" w:color="auto" w:fill="1F4E79"/>
+            <w:vAlign w:val="center"/>
+          </w:tcPr>
+          <w:p>
+            <w:pPr>
+              <w:keepNext/>
+              <w:spacing w:after="0"/>
+            </w:pPr>
+            <w:r>
+              <w:rPr>
+                <w:rFonts w:ascii="Calibri" w:hAnsi="Calibri"/>
+                <w:b/>
+                <w:i w:val="0"/>
+                <w:color w:val="FFFFFF"/>
+                <w:sz w:val="20"/>
+              </w:rPr>
+              <w:t>File</w:t>
+            </w:r>
+          </w:p>
+        </w:tc>
+      </w:tr>
+      <w:tr>
+        <w:trPr>
+          <w:cantSplit/>
+        </w:trPr>
+        <w:tc>
+          <w:tcPr>
+            <w:tcW w:type="dxa" w:w="638"/>
+            <w:shd w:val="clear" w:color="auto" w:fill="FFFFFF"/>
+            <w:vAlign w:val="center"/>
+          </w:tcPr>
+          <w:p>
+            <w:pPr>
+              <w:keepNext/>
+              <w:spacing w:after="0"/>
+              <w:jc w:val="center"/>
+            </w:pPr>
+            <w:r>
+              <w:rPr>
+                <w:rFonts w:ascii="Calibri" w:hAnsi="Calibri"/>
+                <w:b/>
+                <w:i w:val="0"/>
+                <w:color w:val="222222"/>
+                <w:sz w:val="20"/>
+              </w:rPr>
+              <w:t>1</w:t>
+            </w:r>
+          </w:p>
+        </w:tc>
+        <w:tc>
+          <w:tcPr>
+            <w:tcW w:type="dxa" w:w="1674"/>
+            <w:shd w:val="clear" w:color="auto" w:fill="FFFFFF"/>
+            <w:vAlign w:val="center"/>
+          </w:tcPr>
+          <w:p>
+            <w:pPr>
+              <w:keepNext/>
+              <w:spacing w:after="0"/>
+            </w:pPr>
+            <w:r>
+              <w:rPr>
+                <w:rFonts w:ascii="Calibri" w:hAnsi="Calibri"/>
+                <w:b w:val="0"/>
+                <w:i w:val="0"/>
+                <w:color w:val="222222"/>
+                <w:sz w:val="20"/>
+              </w:rPr>
+              <w:t>The chip and the animal under the drug knobs: chip change against behavioural disruption, per dose</w:t>
+            </w:r>
+          </w:p>
+        </w:tc>
+        <w:tc>
+          <w:tcPr>
+            <w:tcW w:type="dxa" w:w="6184"/>
+            <w:shd w:val="clear" w:color="auto" w:fill="FFFFFF"/>
+            <w:vAlign w:val="center"/>
+          </w:tcPr>
+          <w:p>
+            <w:pPr>
+              <w:keepNext/>
+              <w:spacing w:after="0"/>
+            </w:pPr>
+            <w:r>
+              <w:rPr>
+                <w:rFonts w:ascii="Consolas" w:hAnsi="Consolas"/>
+                <w:b w:val="0"/>
+                <w:i w:val="0"/>
+                <w:color w:val="222222"/>
+                <w:sz w:val="18"/>
+              </w:rPr>
+              <w:t>outputs/figures/fly_chip_to_animal_dose_SIMULATED.png</w:t>
+            </w:r>
+          </w:p>
+        </w:tc>
+      </w:tr>
+      <w:tr>
+        <w:trPr>
+          <w:cantSplit/>
+        </w:trPr>
+        <w:tc>
+          <w:tcPr>
+            <w:tcW w:type="dxa" w:w="638"/>
+            <w:shd w:val="clear" w:color="auto" w:fill="F7F9FB"/>
+            <w:vAlign w:val="center"/>
+          </w:tcPr>
+          <w:p>
+            <w:pPr>
+              <w:keepNext/>
+              <w:spacing w:after="0"/>
+              <w:jc w:val="center"/>
+            </w:pPr>
+            <w:r>
+              <w:rPr>
+                <w:rFonts w:ascii="Calibri" w:hAnsi="Calibri"/>
+                <w:b/>
+                <w:i w:val="0"/>
+                <w:color w:val="222222"/>
+                <w:sz w:val="20"/>
+              </w:rPr>
+              <w:t>2</w:t>
+            </w:r>
+          </w:p>
+        </w:tc>
+        <w:tc>
+          <w:tcPr>
+            <w:tcW w:type="dxa" w:w="1674"/>
+            <w:shd w:val="clear" w:color="auto" w:fill="F7F9FB"/>
+            <w:vAlign w:val="center"/>
+          </w:tcPr>
+          <w:p>
+            <w:pPr>
+              <w:keepNext/>
+              <w:spacing w:after="0"/>
+            </w:pPr>
+            <w:r>
+              <w:rPr>
+                <w:rFonts w:ascii="Calibri" w:hAnsi="Calibri"/>
+                <w:b w:val="0"/>
+                <w:i w:val="0"/>
+                <w:color w:val="222222"/>
+                <w:sz w:val="20"/>
+              </w:rPr>
+              <w:t>When the chip flags each family against when behaviour fails (neural level)</w:t>
+            </w:r>
+          </w:p>
+        </w:tc>
+        <w:tc>
+          <w:tcPr>
+            <w:tcW w:type="dxa" w:w="6184"/>
+            <w:shd w:val="clear" w:color="auto" w:fill="F7F9FB"/>
+            <w:vAlign w:val="center"/>
+          </w:tcPr>
+          <w:p>
+            <w:pPr>
+              <w:keepNext/>
+              <w:spacing w:after="0"/>
+            </w:pPr>
+            <w:r>
+              <w:rPr>
+                <w:rFonts w:ascii="Consolas" w:hAnsi="Consolas"/>
+                <w:b w:val="0"/>
+                <w:i w:val="0"/>
+                <w:color w:val="222222"/>
+                <w:sz w:val="18"/>
+              </w:rPr>
+              <w:t>outputs/figures/fly_sentinel_ladder_SIMULATED.png</w:t>
+            </w:r>
+          </w:p>
+        </w:tc>
+      </w:tr>
+      <w:tr>
+        <w:trPr>
+          <w:cantSplit/>
+        </w:trPr>
+        <w:tc>
+          <w:tcPr>
+            <w:tcW w:type="dxa" w:w="638"/>
+            <w:shd w:val="clear" w:color="auto" w:fill="FFFFFF"/>
+            <w:vAlign w:val="center"/>
+          </w:tcPr>
+          <w:p>
+            <w:pPr>
+              <w:keepNext/>
+              <w:spacing w:after="0"/>
+              <w:jc w:val="center"/>
+            </w:pPr>
+            <w:r>
+              <w:rPr>
+                <w:rFonts w:ascii="Calibri" w:hAnsi="Calibri"/>
+                <w:b/>
+                <w:i w:val="0"/>
+                <w:color w:val="222222"/>
+                <w:sz w:val="20"/>
+              </w:rPr>
+              <w:t>3</w:t>
+            </w:r>
+          </w:p>
+        </w:tc>
+        <w:tc>
+          <w:tcPr>
+            <w:tcW w:type="dxa" w:w="1674"/>
+            <w:shd w:val="clear" w:color="auto" w:fill="FFFFFF"/>
+            <w:vAlign w:val="center"/>
+          </w:tcPr>
+          <w:p>
+            <w:pPr>
+              <w:keepNext/>
+              <w:spacing w:after="0"/>
+            </w:pPr>
+            <w:r>
+              <w:rPr>
+                <w:rFonts w:ascii="Calibri" w:hAnsi="Calibri"/>
+                <w:b w:val="0"/>
+                <w:i w:val="0"/>
+                <w:color w:val="222222"/>
+                <w:sz w:val="20"/>
+              </w:rPr>
+              <w:t>Output-tract electrode against a planar array</w:t>
+            </w:r>
+          </w:p>
+        </w:tc>
+        <w:tc>
+          <w:tcPr>
+            <w:tcW w:type="dxa" w:w="6184"/>
+            <w:shd w:val="clear" w:color="auto" w:fill="FFFFFF"/>
+            <w:vAlign w:val="center"/>
+          </w:tcPr>
+          <w:p>
+            <w:pPr>
+              <w:keepNext/>
+              <w:spacing w:after="0"/>
+            </w:pPr>
+            <w:r>
+              <w:rPr>
+                <w:rFonts w:ascii="Consolas" w:hAnsi="Consolas"/>
+                <w:b w:val="0"/>
+                <w:i w:val="0"/>
+                <w:color w:val="222222"/>
+                <w:sz w:val="18"/>
+              </w:rPr>
+              <w:t>outputs/figures/fly_output_tract_SIMULATED.png</w:t>
+            </w:r>
+          </w:p>
+        </w:tc>
+      </w:tr>
+      <w:tr>
+        <w:trPr>
+          <w:cantSplit/>
+        </w:trPr>
+        <w:tc>
+          <w:tcPr>
+            <w:tcW w:type="dxa" w:w="638"/>
+            <w:shd w:val="clear" w:color="auto" w:fill="F7F9FB"/>
+            <w:vAlign w:val="center"/>
+          </w:tcPr>
+          <w:p>
+            <w:pPr>
+              <w:keepNext/>
+              <w:spacing w:after="0"/>
+              <w:jc w:val="center"/>
+            </w:pPr>
+            <w:r>
+              <w:rPr>
+                <w:rFonts w:ascii="Calibri" w:hAnsi="Calibri"/>
+                <w:b/>
+                <w:i w:val="0"/>
+                <w:color w:val="222222"/>
+                <w:sz w:val="20"/>
+              </w:rPr>
+              <w:t>4</w:t>
+            </w:r>
+          </w:p>
+        </w:tc>
+        <w:tc>
+          <w:tcPr>
+            <w:tcW w:type="dxa" w:w="1674"/>
+            <w:shd w:val="clear" w:color="auto" w:fill="F7F9FB"/>
+            <w:vAlign w:val="center"/>
+          </w:tcPr>
+          <w:p>
+            <w:pPr>
+              <w:keepNext/>
+              <w:spacing w:after="0"/>
+            </w:pPr>
+            <w:r>
+              <w:rPr>
+                <w:rFonts w:ascii="Calibri" w:hAnsi="Calibri"/>
+                <w:b w:val="0"/>
+                <w:i w:val="0"/>
+                <w:color w:val="222222"/>
+                <w:sz w:val="20"/>
+              </w:rPr>
+              <w:t>Motor-level onsets</w:t>
+            </w:r>
+          </w:p>
+        </w:tc>
+        <w:tc>
+          <w:tcPr>
+            <w:tcW w:type="dxa" w:w="6184"/>
+            <w:shd w:val="clear" w:color="auto" w:fill="F7F9FB"/>
+            <w:vAlign w:val="center"/>
+          </w:tcPr>
+          <w:p>
+            <w:pPr>
+              <w:keepNext/>
+              <w:spacing w:after="0"/>
+            </w:pPr>
+            <w:r>
+              <w:rPr>
+                <w:rFonts w:ascii="Consolas" w:hAnsi="Consolas"/>
+                <w:b w:val="0"/>
+                <w:i w:val="0"/>
+                <w:color w:val="222222"/>
+                <w:sz w:val="18"/>
+              </w:rPr>
+              <w:t>outputs/figures/fly_motor_onsets_SIMULATED.png</w:t>
+            </w:r>
+            <w:r>
+              <w:rPr>
+                <w:rFonts w:ascii="Calibri" w:hAnsi="Calibri"/>
+                <w:b w:val="0"/>
+                <w:i w:val="0"/>
+                <w:color w:val="222222"/>
+                <w:sz w:val="20"/>
+              </w:rPr>
+              <w:t xml:space="preserve">, </w:t>
+            </w:r>
+            <w:r>
+              <w:rPr>
+                <w:rFonts w:ascii="Consolas" w:hAnsi="Consolas"/>
+                <w:b w:val="0"/>
+                <w:i w:val="0"/>
+                <w:color w:val="222222"/>
+                <w:sz w:val="18"/>
+              </w:rPr>
+              <w:t>fly_motor_tie_break_SIMULATED.png</w:t>
+            </w:r>
+          </w:p>
+        </w:tc>
+      </w:tr>
+      <w:tr>
+        <w:trPr>
+          <w:cantSplit/>
+        </w:trPr>
+        <w:tc>
+          <w:tcPr>
+            <w:tcW w:type="dxa" w:w="638"/>
+            <w:shd w:val="clear" w:color="auto" w:fill="FFFFFF"/>
+            <w:vAlign w:val="center"/>
+          </w:tcPr>
+          <w:p>
+            <w:pPr>
+              <w:keepNext/>
+              <w:spacing w:after="0"/>
+              <w:jc w:val="center"/>
+            </w:pPr>
+            <w:r>
+              <w:rPr>
+                <w:rFonts w:ascii="Calibri" w:hAnsi="Calibri"/>
+                <w:b/>
+                <w:i w:val="0"/>
+                <w:color w:val="222222"/>
+                <w:sz w:val="20"/>
+              </w:rPr>
+              <w:t>5</w:t>
+            </w:r>
+          </w:p>
+        </w:tc>
+        <w:tc>
+          <w:tcPr>
+            <w:tcW w:type="dxa" w:w="1674"/>
+            <w:shd w:val="clear" w:color="auto" w:fill="FFFFFF"/>
+            <w:vAlign w:val="center"/>
+          </w:tcPr>
+          <w:p>
+            <w:pPr>
+              <w:keepNext/>
+              <w:spacing w:after="0"/>
+            </w:pPr>
+            <w:r>
+              <w:rPr>
+                <w:rFonts w:ascii="Calibri" w:hAnsi="Calibri"/>
+                <w:b w:val="0"/>
+                <w:i w:val="0"/>
+                <w:color w:val="222222"/>
+                <w:sz w:val="20"/>
+              </w:rPr>
+              <w:t>The body: the grooming reach through the brain-to-nerve-cord relay, and the proboscis</w:t>
+            </w:r>
+          </w:p>
+        </w:tc>
+        <w:tc>
+          <w:tcPr>
+            <w:tcW w:type="dxa" w:w="6184"/>
+            <w:shd w:val="clear" w:color="auto" w:fill="FFFFFF"/>
+            <w:vAlign w:val="center"/>
+          </w:tcPr>
+          <w:p>
+            <w:pPr>
+              <w:keepNext/>
+              <w:spacing w:after="0"/>
+            </w:pPr>
+            <w:r>
+              <w:rPr>
+                <w:rFonts w:ascii="Consolas" w:hAnsi="Consolas"/>
+                <w:b w:val="0"/>
+                <w:i w:val="0"/>
+                <w:color w:val="222222"/>
+                <w:sz w:val="18"/>
+              </w:rPr>
+              <w:t>outputs/figures/embodied_stage1f_depth_SIMULATED.png</w:t>
+            </w:r>
+            <w:r>
+              <w:rPr>
+                <w:rFonts w:ascii="Calibri" w:hAnsi="Calibri"/>
+                <w:b w:val="0"/>
+                <w:i w:val="0"/>
+                <w:color w:val="222222"/>
+                <w:sz w:val="20"/>
+              </w:rPr>
+              <w:t xml:space="preserve">, </w:t>
+            </w:r>
+            <w:r>
+              <w:rPr>
+                <w:rFonts w:ascii="Consolas" w:hAnsi="Consolas"/>
+                <w:b w:val="0"/>
+                <w:i w:val="0"/>
+                <w:color w:val="222222"/>
+                <w:sz w:val="18"/>
+              </w:rPr>
+              <w:t>embodied_stage2b_proboscis_SIMULATED.png</w:t>
+            </w:r>
+          </w:p>
+        </w:tc>
+      </w:tr>
+      <w:tr>
+        <w:trPr>
+          <w:cantSplit/>
+        </w:trPr>
+        <w:tc>
+          <w:tcPr>
+            <w:tcW w:type="dxa" w:w="638"/>
+            <w:shd w:val="clear" w:color="auto" w:fill="F7F9FB"/>
+            <w:vAlign w:val="center"/>
+          </w:tcPr>
+          <w:p>
+            <w:pPr>
+              <w:keepNext/>
+              <w:spacing w:after="0"/>
+              <w:jc w:val="center"/>
+            </w:pPr>
+            <w:r>
+              <w:rPr>
+                <w:rFonts w:ascii="Calibri" w:hAnsi="Calibri"/>
+                <w:b/>
+                <w:i w:val="0"/>
+                <w:color w:val="222222"/>
+                <w:sz w:val="20"/>
+              </w:rPr>
+              <w:t>6</w:t>
+            </w:r>
+          </w:p>
+        </w:tc>
+        <w:tc>
+          <w:tcPr>
+            <w:tcW w:type="dxa" w:w="1674"/>
+            <w:shd w:val="clear" w:color="auto" w:fill="F7F9FB"/>
+            <w:vAlign w:val="center"/>
+          </w:tcPr>
+          <w:p>
+            <w:pPr>
+              <w:keepNext/>
+              <w:spacing w:after="0"/>
+            </w:pPr>
+            <w:r>
+              <w:rPr>
+                <w:rFonts w:ascii="Calibri" w:hAnsi="Calibri"/>
+                <w:b w:val="0"/>
+                <w:i w:val="0"/>
+                <w:color w:val="222222"/>
+                <w:sz w:val="20"/>
+              </w:rPr>
+              <w:t>Drugs in the loop: movements against dose</w:t>
+            </w:r>
+          </w:p>
+        </w:tc>
+        <w:tc>
+          <w:tcPr>
+            <w:tcW w:type="dxa" w:w="6184"/>
+            <w:shd w:val="clear" w:color="auto" w:fill="F7F9FB"/>
+            <w:vAlign w:val="center"/>
+          </w:tcPr>
+          <w:p>
+            <w:pPr>
+              <w:keepNext/>
+              <w:spacing w:after="0"/>
+            </w:pPr>
+            <w:r>
+              <w:rPr>
+                <w:rFonts w:ascii="Consolas" w:hAnsi="Consolas"/>
+                <w:b w:val="0"/>
+                <w:i w:val="0"/>
+                <w:color w:val="222222"/>
+                <w:sz w:val="18"/>
+              </w:rPr>
+              <w:t>outputs/figures/embodied_stage4a_drugs_movement_SIMULATED.png</w:t>
+            </w:r>
+          </w:p>
+        </w:tc>
+      </w:tr>
+      <w:tr>
+        <w:trPr>
+          <w:cantSplit/>
+        </w:trPr>
+        <w:tc>
+          <w:tcPr>
+            <w:tcW w:type="dxa" w:w="638"/>
+            <w:shd w:val="clear" w:color="auto" w:fill="FFFFFF"/>
+            <w:vAlign w:val="center"/>
+          </w:tcPr>
+          <w:p>
+            <w:pPr>
+              <w:keepNext/>
+              <w:spacing w:after="0"/>
+              <w:jc w:val="center"/>
+            </w:pPr>
+            <w:r>
+              <w:rPr>
+                <w:rFonts w:ascii="Calibri" w:hAnsi="Calibri"/>
+                <w:b/>
+                <w:i w:val="0"/>
+                <w:color w:val="222222"/>
+                <w:sz w:val="20"/>
+              </w:rPr>
+              <w:t>7</w:t>
+            </w:r>
+          </w:p>
+        </w:tc>
+        <w:tc>
+          <w:tcPr>
+            <w:tcW w:type="dxa" w:w="1674"/>
+            <w:shd w:val="clear" w:color="auto" w:fill="FFFFFF"/>
+            <w:vAlign w:val="center"/>
+          </w:tcPr>
+          <w:p>
+            <w:pPr>
+              <w:keepNext/>
+              <w:spacing w:after="0"/>
+            </w:pPr>
+            <w:r>
+              <w:rPr>
+                <w:rFonts w:ascii="Calibri" w:hAnsi="Calibri"/>
+                <w:b w:val="0"/>
+                <w:i w:val="0"/>
+                <w:color w:val="222222"/>
+                <w:sz w:val="20"/>
+              </w:rPr>
+              <w:t>Walking: the published rate model's front-leg rhythm, and the registered negatives</w:t>
+            </w:r>
+          </w:p>
+        </w:tc>
+        <w:tc>
+          <w:tcPr>
+            <w:tcW w:type="dxa" w:w="6184"/>
+            <w:shd w:val="clear" w:color="auto" w:fill="FFFFFF"/>
+            <w:vAlign w:val="center"/>
+          </w:tcPr>
+          <w:p>
+            <w:pPr>
+              <w:keepNext/>
+              <w:spacing w:after="0"/>
+            </w:pPr>
+            <w:r>
+              <w:rPr>
+                <w:rFonts w:ascii="Consolas" w:hAnsi="Consolas"/>
+                <w:b w:val="0"/>
+                <w:i w:val="0"/>
+                <w:color w:val="222222"/>
+                <w:sz w:val="18"/>
+              </w:rPr>
+              <w:t>outputs/figures/embodied_stage2h_front_leg_SIMULATED.png</w:t>
+            </w:r>
+            <w:r>
+              <w:rPr>
+                <w:rFonts w:ascii="Calibri" w:hAnsi="Calibri"/>
+                <w:b w:val="0"/>
+                <w:i w:val="0"/>
+                <w:color w:val="222222"/>
+                <w:sz w:val="20"/>
+              </w:rPr>
+              <w:t xml:space="preserve">, </w:t>
+            </w:r>
+            <w:r>
+              <w:rPr>
+                <w:rFonts w:ascii="Consolas" w:hAnsi="Consolas"/>
+                <w:b w:val="0"/>
+                <w:i w:val="0"/>
+                <w:color w:val="222222"/>
+                <w:sz w:val="18"/>
+              </w:rPr>
+              <w:t>embodied_stage2c_sweep_SIMULATED.png</w:t>
+            </w:r>
+          </w:p>
+        </w:tc>
+      </w:tr>
+      <w:tr>
+        <w:trPr>
+          <w:cantSplit/>
+        </w:trPr>
+        <w:tc>
+          <w:tcPr>
+            <w:tcW w:type="dxa" w:w="638"/>
+            <w:shd w:val="clear" w:color="auto" w:fill="F7F9FB"/>
+            <w:vAlign w:val="center"/>
+          </w:tcPr>
+          <w:p>
+            <w:pPr>
+              <w:keepNext/>
+              <w:spacing w:after="0"/>
+              <w:jc w:val="center"/>
+            </w:pPr>
+            <w:r>
+              <w:rPr>
+                <w:rFonts w:ascii="Calibri" w:hAnsi="Calibri"/>
+                <w:b/>
+                <w:i w:val="0"/>
+                <w:color w:val="222222"/>
+                <w:sz w:val="20"/>
+              </w:rPr>
+              <w:t>8</w:t>
+            </w:r>
+          </w:p>
+        </w:tc>
+        <w:tc>
+          <w:tcPr>
+            <w:tcW w:type="dxa" w:w="1674"/>
+            <w:shd w:val="clear" w:color="auto" w:fill="F7F9FB"/>
+            <w:vAlign w:val="center"/>
+          </w:tcPr>
+          <w:p>
+            <w:pPr>
+              <w:keepNext/>
+              <w:spacing w:after="0"/>
+            </w:pPr>
+            <w:r>
+              <w:rPr>
+                <w:rFonts w:ascii="Calibri" w:hAnsi="Calibri"/>
+                <w:b w:val="0"/>
+                <w:i w:val="0"/>
+                <w:color w:val="222222"/>
+                <w:sz w:val="20"/>
+              </w:rPr>
+              <w:t>The closed loop and the perturbation test</w:t>
+            </w:r>
+          </w:p>
+        </w:tc>
+        <w:tc>
+          <w:tcPr>
+            <w:tcW w:type="dxa" w:w="6184"/>
+            <w:shd w:val="clear" w:color="auto" w:fill="F7F9FB"/>
+            <w:vAlign w:val="center"/>
+          </w:tcPr>
+          <w:p>
+            <w:pPr>
+              <w:keepNext/>
+              <w:spacing w:after="0"/>
+            </w:pPr>
+            <w:r>
+              <w:rPr>
+                <w:rFonts w:ascii="Consolas" w:hAnsi="Consolas"/>
+                <w:b w:val="0"/>
+                <w:i w:val="0"/>
+                <w:color w:val="222222"/>
+                <w:sz w:val="18"/>
+              </w:rPr>
+              <w:t>outputs/figures/embodied_stage3b_perturbation_SIMULATED.png</w:t>
+            </w:r>
+          </w:p>
+        </w:tc>
+      </w:tr>
+      <w:tr>
+        <w:trPr>
+          <w:cantSplit/>
+        </w:trPr>
+        <w:tc>
+          <w:tcPr>
+            <w:tcW w:type="dxa" w:w="638"/>
+            <w:shd w:val="clear" w:color="auto" w:fill="FFFFFF"/>
+            <w:vAlign w:val="center"/>
+          </w:tcPr>
+          <w:p>
+            <w:pPr>
+              <w:keepNext w:val="0"/>
+              <w:spacing w:after="0"/>
+            </w:pPr>
+            <w:r>
+              <w:rPr>
+                <w:rFonts w:ascii="Calibri" w:hAnsi="Calibri"/>
+                <w:b/>
+                <w:i w:val="0"/>
+                <w:color w:val="222222"/>
+                <w:sz w:val="20"/>
+              </w:rPr>
+              <w:t>S1</w:t>
+            </w:r>
+          </w:p>
+        </w:tc>
+        <w:tc>
+          <w:tcPr>
+            <w:tcW w:type="dxa" w:w="1674"/>
+            <w:shd w:val="clear" w:color="auto" w:fill="FFFFFF"/>
+            <w:vAlign w:val="center"/>
+          </w:tcPr>
+          <w:p>
+            <w:pPr>
+              <w:keepNext w:val="0"/>
+              <w:spacing w:after="0"/>
+            </w:pPr>
+            <w:r>
+              <w:rPr>
+                <w:rFonts w:ascii="Calibri" w:hAnsi="Calibri"/>
+                <w:b w:val="0"/>
+                <w:i w:val="0"/>
+                <w:color w:val="222222"/>
+                <w:sz w:val="20"/>
+              </w:rPr>
+              <w:t>The rhythm-measure audit</w:t>
+            </w:r>
+          </w:p>
+        </w:tc>
+        <w:tc>
+          <w:tcPr>
+            <w:tcW w:type="dxa" w:w="6184"/>
+            <w:shd w:val="clear" w:color="auto" w:fill="FFFFFF"/>
+            <w:vAlign w:val="center"/>
+          </w:tcPr>
+          <w:p>
+            <w:pPr>
+              <w:keepNext w:val="0"/>
+              <w:spacing w:after="0"/>
+            </w:pPr>
+            <w:r>
+              <w:rPr>
+                <w:rFonts w:ascii="Consolas" w:hAnsi="Consolas"/>
+                <w:b w:val="0"/>
+                <w:i w:val="0"/>
+                <w:color w:val="222222"/>
+                <w:sz w:val="18"/>
+              </w:rPr>
+              <w:t>outputs/figures/rhythm_audit_SIMULATED.png</w:t>
+            </w:r>
+          </w:p>
+        </w:tc>
+      </w:tr>
+    </w:tbl>
+    <w:p>
+      <w:pPr>
+        <w:spacing w:after="80"/>
+      </w:pPr>
     </w:p>
     <w:p>
       <w:pPr>
+        <w:keepNext/>
+        <w:spacing w:before="240" w:after="60"/>
+      </w:pPr>
+      <w:r>
+        <w:rPr>
+          <w:rFonts w:ascii="Calibri" w:hAnsi="Calibri"/>
+          <w:b/>
+          <w:i w:val="0"/>
+          <w:color w:val="1F4E79"/>
+          <w:sz w:val="23"/>
+        </w:rPr>
+        <w:t>Data and code</w:t>
+      </w:r>
+    </w:p>
+    <w:p>
+      <w:pPr>
         <w:spacing w:after="120"/>
       </w:pPr>
       <w:r>
@@ -1072,7 +1921,115 @@
           <w:color w:val="222222"/>
           <w:sz w:val="21"/>
         </w:rPr>
-        <w:t xml:space="preserve">FlyWire, FlyMimic (FlyGym), flybody, and the MEA data sources: see </w:t>
+        <w:t>Syed DS, Ravbar P, Simpson JH. Inhibitory circuits control leg movements during Drosophila grooming. eLife (2026; preprint 2024).</w:t>
+      </w:r>
+    </w:p>
+    <w:p>
+      <w:pPr>
+        <w:spacing w:after="120"/>
+        <w:ind w:left="432" w:hanging="259"/>
+      </w:pPr>
+      <w:r>
+        <w:rPr>
+          <w:rFonts w:ascii="Calibri" w:hAnsi="Calibri"/>
+          <w:b w:val="0"/>
+          <w:i w:val="0"/>
+          <w:color w:val="222222"/>
+          <w:sz w:val="21"/>
+        </w:rPr>
+        <w:t>•</w:t>
+        <w:tab/>
+      </w:r>
+      <w:r>
+        <w:rPr>
+          <w:rFonts w:ascii="Calibri" w:hAnsi="Calibri"/>
+          <w:b w:val="0"/>
+          <w:i w:val="0"/>
+          <w:color w:val="222222"/>
+          <w:sz w:val="21"/>
+        </w:rPr>
+        <w:t>Pool A-H et al. Four GABAergic interneurons impose feeding restraint in Drosophila. Neuron (2014).</w:t>
+      </w:r>
+    </w:p>
+    <w:p>
+      <w:pPr>
+        <w:spacing w:after="120"/>
+        <w:ind w:left="432" w:hanging="259"/>
+      </w:pPr>
+      <w:r>
+        <w:rPr>
+          <w:rFonts w:ascii="Calibri" w:hAnsi="Calibri"/>
+          <w:b w:val="0"/>
+          <w:i w:val="0"/>
+          <w:color w:val="222222"/>
+          <w:sz w:val="21"/>
+        </w:rPr>
+        <w:t>•</w:t>
+        <w:tab/>
+      </w:r>
+      <w:r>
+        <w:rPr>
+          <w:rFonts w:ascii="Calibri" w:hAnsi="Calibri"/>
+          <w:b w:val="0"/>
+          <w:i w:val="0"/>
+          <w:color w:val="222222"/>
+          <w:sz w:val="21"/>
+        </w:rPr>
+        <w:t>Vaxenburg R et al. Whole-body physics simulation of fruit fly locomotion. Nature (2025) (flybody).</w:t>
+      </w:r>
+    </w:p>
+    <w:p>
+      <w:pPr>
+        <w:spacing w:after="120"/>
+        <w:ind w:left="432" w:hanging="259"/>
+      </w:pPr>
+      <w:r>
+        <w:rPr>
+          <w:rFonts w:ascii="Calibri" w:hAnsi="Calibri"/>
+          <w:b w:val="0"/>
+          <w:i w:val="0"/>
+          <w:color w:val="222222"/>
+          <w:sz w:val="21"/>
+        </w:rPr>
+        <w:t>•</w:t>
+        <w:tab/>
+      </w:r>
+      <w:r>
+        <w:rPr>
+          <w:rFonts w:ascii="Calibri" w:hAnsi="Calibri"/>
+          <w:b w:val="0"/>
+          <w:i w:val="0"/>
+          <w:color w:val="222222"/>
+          <w:sz w:val="21"/>
+        </w:rPr>
+        <w:t>Dorkenwald S et al. Neuronal wiring diagram of an adult brain. Nature (2024); Schlegel P et al. Whole-brain annotation and multi-connectome cell typing of Drosophila. Nature (2024) (FlyWire).</w:t>
+      </w:r>
+    </w:p>
+    <w:p>
+      <w:pPr>
+        <w:spacing w:after="120"/>
+        <w:ind w:left="432" w:hanging="259"/>
+      </w:pPr>
+      <w:r>
+        <w:rPr>
+          <w:rFonts w:ascii="Calibri" w:hAnsi="Calibri"/>
+          <w:b w:val="0"/>
+          <w:i w:val="0"/>
+          <w:color w:val="222222"/>
+          <w:sz w:val="21"/>
+        </w:rPr>
+        <w:t>•</w:t>
+        <w:tab/>
+      </w:r>
+      <w:r>
+        <w:rPr>
+          <w:rFonts w:ascii="Calibri" w:hAnsi="Calibri"/>
+          <w:b w:val="0"/>
+          <w:i w:val="0"/>
+          <w:color w:val="222222"/>
+          <w:sz w:val="21"/>
+        </w:rPr>
+        <w:t xml:space="preserve">FlyMimic (FlyGym 2), the MEA data sources and every other dataset: see </w:t>
       </w:r>
       <w:r>
         <w:rPr>

--- a/report/PAPER_DRAFT.docx
+++ b/report/PAPER_DRAFT.docx
@@ -405,7 +405,7 @@
           <w:color w:val="222222"/>
           <w:sz w:val="21"/>
         </w:rPr>
-        <w:t>Feedback from the front leg's position sensors, closed through the simulated leg every millisecond, shifts the tibia motor pools toward resisting the movement but does not return a pushed leg faster (32.0 against 30.0 ms). The male CNS traces few proprioceptors for the front leg (4 claw neurons, against 22 on the hind leg).</w:t>
+        <w:t>Feedback from the front leg's position sensors, closed through the simulated leg every millisecond, shifts the tibia motor pools toward resisting the movement but does not return a pushed leg faster (32.0 against 30.0 ms). On the hind leg, whose sensors are well traced, the feedback is strong enough to change the leg's posture, but a registered paired test on fresh seeds found no part of it that speeds the return (resistance sooner than a sham in 14 of 32 seeds). The male CNS traces few proprioceptors for the front leg (4 claw neurons, against 22 on the hind leg).</w:t>
       </w:r>
     </w:p>
     <w:p>

--- a/report/PAPER_DRAFT.docx
+++ b/report/PAPER_DRAFT.docx
@@ -323,7 +323,7 @@
           <w:color w:val="222222"/>
           <w:sz w:val="21"/>
         </w:rPr>
-        <w:t>Rerunning the drug design with these movements as the behaviour gives the same answer as the neural and motor readouts: in every family the chip first flags a drug at a higher dose than movement fails (GABA-A potentiation: movement at 0.5, chip at 1.0). Movement never fails before the neural readouts; the body buffers small neural changes but not enough for the chip to catch up. At the dose where movement first fails, the chip has moved by only 0.149 to 0.452 log2 (exploratory), within the noise of real chips. At this level the output-tract electrode no longer leads (4 families in time against 4 for the planar array).</w:t>
+        <w:t>Rerunning the drug design with these movements as the behaviour gives the same answer as the neural and motor readouts: in every family the chip first flags a drug at a higher dose than movement fails (GABA-A potentiation: movement at 0.5, chip at 1.0). Movement never fails before the neural readouts; the body buffers small neural changes but not enough for the chip to catch up. At the dose where movement first fails, the chip has moved by only 0.149 to 0.452 log2 (exploratory), within the noise of real chips. At this level the output-tract electrode no longer leads (4 families in time against 4 for the planar array). A registered rerun on 16 fresh seeds, compared with the chip detections of the parent design's own fresh-seed replication, finds the chip late in all five families again, and every movement onset within one dose step of the first run (stage 4b, 3 of 4). The registered leave-one-out check fails in one family. Without the bitter-gated proboscis, GABA-A potentiation impairs movement only at 1.0, the dose at which the chip flags it. In two families (GABA-A potentiation and excitability block) the chip's lateness is therefore a single step of the dose grid.</w:t>
       </w:r>
     </w:p>
     <w:p>
@@ -594,7 +594,7 @@
           <w:color w:val="222222"/>
           <w:sz w:val="21"/>
         </w:rPr>
-        <w:t xml:space="preserve"> FlyMimic left front leg (Hill-type muscles) and flybody proboscis in MuJoCo; motor neurons mapped to muscles by published names; activation = filtered pool rate over a full rate.</w:t>
+        <w:t xml:space="preserve"> FlyMimic left front leg (Hill-type muscles), and the flybody proboscis and right hind tibia (position servos), in MuJoCo; motor neurons mapped to muscles or joints by published names; activation = filtered pool rate over a full rate.</w:t>
       </w:r>
     </w:p>
     <w:p>
@@ -796,7 +796,7 @@
           <w:color w:val="222222"/>
           <w:sz w:val="21"/>
         </w:rPr>
-        <w:t>It is simulation throughout: transmitter-class knobs are not compounds, the bodies are partial (one muscle-driven leg, a servoed proboscis), the loop is closed through four sensory neurons, and the walking results are a negative for one neuron model and a reproduction of another group's model. Nothing here says what any compound does to a fly, a culture or a person.</w:t>
+        <w:t>It is simulation throughout: transmitter-class knobs are not compounds, the bodies are partial (one muscle-driven leg, a servoed proboscis and hind tibia), the loop is closed through the front leg's four claw neurons or, on a servoed leg, the hind leg's 25, and the walking results are a negative for one neuron model and a reproduction of another group's model. Nothing here says what any compound does to a fly, a culture or a person.</w:t>
       </w:r>
     </w:p>
     <w:p>
@@ -1540,7 +1540,7 @@
                 <w:color w:val="222222"/>
                 <w:sz w:val="20"/>
               </w:rPr>
-              <w:t>The closed loop and the perturbation test</w:t>
+              <w:t>The closed loop and the perturbation test, front and hind leg</w:t>
             </w:r>
           </w:p>
         </w:tc>
@@ -1564,6 +1564,26 @@
                 <w:sz w:val="18"/>
               </w:rPr>
               <w:t>outputs/figures/embodied_stage3b_perturbation_SIMULATED.png</w:t>
+            </w:r>
+            <w:r>
+              <w:rPr>
+                <w:rFonts w:ascii="Calibri" w:hAnsi="Calibri"/>
+                <w:b w:val="0"/>
+                <w:i w:val="0"/>
+                <w:color w:val="222222"/>
+                <w:sz w:val="20"/>
+              </w:rPr>
+              <w:t xml:space="preserve">, </w:t>
+            </w:r>
+            <w:r>
+              <w:rPr>
+                <w:rFonts w:ascii="Consolas" w:hAnsi="Consolas"/>
+                <w:b w:val="0"/>
+                <w:i w:val="0"/>
+                <w:color w:val="222222"/>
+                <w:sz w:val="18"/>
+              </w:rPr>
+              <w:t>embodied_stage3c_hind_leg_SIMULATED.png</w:t>
             </w:r>
           </w:p>
         </w:tc>

--- a/report/PAPER_DRAFT.docx
+++ b/report/PAPER_DRAFT.docx
@@ -323,7 +323,7 @@
           <w:color w:val="222222"/>
           <w:sz w:val="21"/>
         </w:rPr>
-        <w:t>Rerunning the drug design with these movements as the behaviour gives the same answer as the neural and motor readouts: in every family the chip first flags a drug at a higher dose than movement fails (GABA-A potentiation: movement at 0.5, chip at 1.0). Movement never fails before the neural readouts; the body buffers small neural changes but not enough for the chip to catch up. At the dose where movement first fails, the chip has moved by only 0.149 to 0.452 log2 (exploratory), within the noise of real chips. At this level the output-tract electrode no longer leads (4 families in time against 4 for the planar array). A registered rerun on 16 fresh seeds, compared with the chip detections of the parent design's own fresh-seed replication, finds the chip late in all five families again, and every movement onset within one dose step of the first run (stage 4b, 3 of 4). The registered leave-one-out check fails in one family. Without the bitter-gated proboscis, GABA-A potentiation impairs movement only at 1.0, the dose at which the chip flags it. In two families (GABA-A potentiation and excitability block) the chip's lateness is therefore a single step of the dose grid.</w:t>
+        <w:t>Rerunning the drug design with these movements as the behaviour gives the same answer as the neural and motor readouts: in every family the chip first flags a drug at a higher dose than movement fails (GABA-A potentiation: movement at 0.5, chip at 1.0). Movement never fails before the neural readouts; the body buffers small neural changes but not enough for the chip to catch up. At the dose where movement first fails, the chip has moved by only 0.149 to 0.452 log2 (exploratory), within the noise of real chips. At this level the output-tract electrode no longer leads (4 families in time against 4 for the planar array). A registered rerun on 16 fresh seeds, compared with the chip detections of the parent design's own fresh-seed replication, finds the chip late in all five families again, and every movement onset within one dose step of the first run (stage 4b, 3 of 4). The registered leave-one-out check fails in one family. Without the bitter-gated proboscis, GABA-A potentiation impairs movement only at 1.0, the dose at which the chip flags it. In two families (GABA-A potentiation and excitability block) the chip's lateness is therefore a single step of the dose grid. A registered finer grid inside those steps (stage 4c, 3 of 4) keeps the chip late in both families with the full index. Excitability block impairs movement at 0.24 and is flagged at 0.36; GABA-A potentiation impairs movement at 0.5 and is flagged at 0.6. Without the bitter-gated proboscis, GABA-A potentiation stays tied at 0.6, so in that family the chip's lateness depends on one movement.</w:t>
       </w:r>
     </w:p>
     <w:p>
@@ -467,7 +467,7 @@
           <w:color w:val="222222"/>
           <w:sz w:val="21"/>
         </w:rPr>
-        <w:t>Across three levels of readout (named neurons, motor neurons and movement) and two connectomes, a chip-like readout of a simulated fly's brain ranks drugs by how much they disrupt behaviour but first flags them after behaviour has changed. For assay design this suggests three things, all testable in real preparations: report the precision a chip needs at behavioural onset rather than a fixed threshold; record where the network's output leaves it, which helps at the neural level; and do not read a chip's silence as behavioural safety at low doses. The embodied stages add that a body does not rescue the chip, and that the model's walking claims depend on the neuron model: a connectome alone, in a leaky integrate-and-fire network, did not contain a working rhythm generator, while a published firing-rate model did. The negative results, the registered failures and the withdrawn claim are part of the evidence: they bound what the positive results can be taken to mean.</w:t>
+        <w:t>Across three levels of readout (named neurons, motor neurons and movement) and two connectomes, a chip-like readout of a simulated fly's brain ranks drugs by how much they disrupt behaviour but first flags them after behaviour has changed. At the movement level this replicates on fresh seeds and on a finer dose grid; in one family (GABA-A potentiation) it rests on a single movement, the proboscis extension that bitter gates, and without it chip and movement change together. For assay design this suggests three things, all testable in real preparations: report the precision a chip needs at behavioural onset rather than a fixed threshold; record where the network's output leaves it, which helps at the neural level; and do not read a chip's silence as behavioural safety at low doses. The embodied stages add that a body does not rescue the chip, and that the model's walking claims depend on the neuron model: a connectome alone, in a leaky integrate-and-fire network, did not contain a working rhythm generator, while a published firing-rate model did. The negative results, the registered failures and the withdrawn claim are part of the evidence: they bound what the positive results can be taken to mean.</w:t>
       </w:r>
     </w:p>
     <w:p>

--- a/report/PAPER_DRAFT.docx
+++ b/report/PAPER_DRAFT.docx
@@ -374,7 +374,7 @@
           <w:color w:val="222222"/>
           <w:sz w:val="21"/>
         </w:rPr>
-        <w:t>) into a rhythm: not with the published parameters, not with spike-frequency adaptation over a registered grid, and not with either of two rules for where glutamate excites. A firing-rate model published for this question (Pugliese et al. 2025), reimplemented from its description and built on the male CNS as its authors build it, does: the walking command drives a front-leg motor rhythm (corrected score 0.8886, period 196.5 ms), and silencing its three-neuron circuit removes it (0.0), including when the neuron that relays the command is spared (0.0483, exploratory). The result depends on how neuron size is treated, and neither model alternates antagonist muscles.</w:t>
+        <w:t>) into a rhythm: not with the published parameters, not with spike-frequency adaptation over a registered grid, and not with either of two rules for where glutamate excites. A firing-rate model published for this question (Pugliese et al. 2025), reimplemented from its description and built on the male CNS as its authors build it, does: the walking command drives a front-leg motor rhythm (corrected score 0.8886, period 196.5 ms), and silencing its three-neuron circuit removes it (0.0), including when the neuron that relays the command is spared (0.0483, exploratory). With the published size rule, neuron volume, taken from the male CNS release's neuron table (stage 2i, 6 of 7, fresh draws), the rhythm is stronger (0.9446, period 96.0 ms), silencing the circuit removes it (0.0115), and the coxa promotor and remotor pools keep a reliable phase offset (R = 0.843). The synapse-count stand-in for size had hidden the circuit's necessity. The offset is a short lead of remotor over promotor, not antiphase, and the tibia flexors stay silent: antagonist alternation is still missing.</w:t>
       </w:r>
     </w:p>
     <w:p>

--- a/report/PAPER_DRAFT.docx
+++ b/report/PAPER_DRAFT.docx
@@ -374,7 +374,7 @@
           <w:color w:val="222222"/>
           <w:sz w:val="21"/>
         </w:rPr>
-        <w:t>) into a rhythm: not with the published parameters, not with spike-frequency adaptation over a registered grid, and not with either of two rules for where glutamate excites. A firing-rate model published for this question (Pugliese et al. 2025), reimplemented from its description and built on the male CNS as its authors build it, does: the walking command drives a front-leg motor rhythm (corrected score 0.8886, period 196.5 ms), and silencing its three-neuron circuit removes it (0.0), including when the neuron that relays the command is spared (0.0483, exploratory). With the published size rule, neuron volume, taken from the male CNS release's neuron table (stage 2i, 6 of 7, fresh draws), the rhythm is stronger (0.9446, period 96.0 ms), silencing the circuit removes it (0.0115), and the coxa promotor and remotor pools keep a reliable phase offset (R = 0.843). The synapse-count stand-in for size had hidden the circuit's necessity. The offset is a short lead of remotor over promotor, not antiphase, and the tibia flexors stay silent: antagonist alternation is still missing.</w:t>
+        <w:t>) into a rhythm: not with the published parameters, not with spike-frequency adaptation over a registered grid, and not with either of two rules for where glutamate excites. A firing-rate model published for this question (Pugliese et al. 2025), reimplemented from its description and built on the male CNS as its authors build it, does: the walking command drives a front-leg motor rhythm (corrected score 0.8886, period 196.5 ms), and silencing its three-neuron circuit removes it (0.0), including when the neuron that relays the command is spared (0.0483, exploratory). With the published size rule, neuron volume, taken from the male CNS release's neuron table (stage 2i, 6 of 7, fresh draws), the rhythm is stronger (0.9446, period 96.0 ms), silencing the circuit removes it (0.0115). The synapse-count stand-in for size had hidden the circuit's necessity. A registered check on fresh draws (stage 2j, 2 of 4) replicates the rhythm and the necessity, finds no rhythm when the same volumes are shuffled across neurons (0.0021), and finds the result unchanged when sizes are normalized over the whole nerve cord. The coxa promotor and remotor pools kept a reliable phase offset in stage 2i (R = 0.843) but not on the fresh draws (R = 0.6082), and it was a short lead, not antiphase. The tibia flexors stay silent: antagonist alternation is still missing.</w:t>
       </w:r>
     </w:p>
     <w:p>

--- a/report/PAPER_DRAFT.docx
+++ b/report/PAPER_DRAFT.docx
@@ -61,7 +61,7 @@
           <w:color w:val="222222"/>
           <w:sz w:val="21"/>
         </w:rPr>
-        <w:t>Neural microelectrode-array (MEA) chips are used to screen compounds for neuroactivity, but a chip cannot report what its readout would mean for a behaving animal. We ask that question in a simulated fly, where the same network can be read as a chip and as an animal. Transmitter-class drug knobs were applied to a connectome-constrained whole-brain model (FlyWire), read by a virtual MEA through the same feature extractor used for real recordings, and compared with the fly's behaviour read first as named neurons, then as motor neurons, and finally as movements of a simulated body driven through a second connectome (the male CNS). The chip's firing rate ranks drugs by how much they disrupt behaviour (Spearman 0.863), but at every level the chip first flags a drug at a higher dose than behaviour fails. With movement as the readout, GABA-A block changes the simulated fly's feeding and grooming at 0.2 of the knob's range, and the chip flags it at 0.6. Recording the brain's output tract rather than the tissue helps at the neural level and not at the movement level. Along the way, a published walking rhythm generator was reproduced on a second connectome, a flaw in our own rhythm measure was found and audited in the open, and a registered literature search found no fly pharmacology on these behaviours to check the model against.</w:t>
+        <w:t>Neural microelectrode-array (MEA) chips are used to screen compounds for neuroactivity, but a chip cannot report what its readout would mean for a behaving animal. We ask that question in a simulated fly, where the same network can be read as a chip and as an animal. Transmitter-class drug knobs were applied to a connectome-constrained whole-brain model (FlyWire), read by a virtual MEA through the same feature extractor used for real recordings, and compared with the fly's behaviour read first as named neurons, then as motor neurons, and finally as movements of a simulated body driven through a second connectome (the male CNS). The chip's firing rate ranks drugs by how much they disrupt behaviour (Spearman 0.863), but at every level the chip first flags a drug at a higher dose than behaviour fails, with one exception when walking alone is the readout (acetylcholine block). With movement as the readout, GABA-A block changes the simulated fly's feeding and grooming at 0.2 of the knob's range, and the chip flags it at 0.6. Recording the brain's output tract rather than the tissue helps at the neural level and not at the movement level. Along the way, a published walking rhythm generator was reproduced on a second connectome, a flaw in our own rhythm measure was found and audited in the open, and a registered literature search found no fly pharmacology on these behaviours to check the model against.</w:t>
       </w:r>
     </w:p>
     <w:p>
@@ -323,7 +323,7 @@
           <w:color w:val="222222"/>
           <w:sz w:val="21"/>
         </w:rPr>
-        <w:t>Rerunning the drug design with these movements as the behaviour gives the same answer as the neural and motor readouts: in every family the chip first flags a drug at a higher dose than movement fails (GABA-A potentiation: movement at 0.5, chip at 1.0). Movement never fails before the neural readouts; the body buffers small neural changes but not enough for the chip to catch up. At the dose where movement first fails, the chip has moved by only 0.149 to 0.452 log2 (exploratory), within the noise of real chips. At this level the output-tract electrode no longer leads (4 families in time against 4 for the planar array). A registered rerun on 16 fresh seeds, compared with the chip detections of the parent design's own fresh-seed replication, finds the chip late in all five families again, and every movement onset within one dose step of the first run (stage 4b, 3 of 4). The registered leave-one-out check fails in one family. Without the bitter-gated proboscis, GABA-A potentiation impairs movement only at 1.0, the dose at which the chip flags it. In two families (GABA-A potentiation and excitability block) the chip's lateness is therefore a single step of the dose grid. A registered finer grid inside those steps (stage 4c, 3 of 4) keeps the chip late in both families with the full index. Excitability block impairs movement at 0.24 and is flagged at 0.36; GABA-A potentiation impairs movement at 0.5 and is flagged at 0.6. Without the bitter-gated proboscis, GABA-A potentiation stays tied at 0.6, so in that family the chip's lateness depends on one movement.</w:t>
+        <w:t>Rerunning the drug design with these movements as the behaviour gives the same answer as the neural and motor readouts: in every family the chip first flags a drug at a higher dose than movement fails (GABA-A potentiation: movement at 0.5, chip at 1.0). Movement never fails before the neural readouts; the body buffers small neural changes but not enough for the chip to catch up. At the dose where movement first fails, the chip has moved by only 0.149 to 0.452 log2 (exploratory), within the noise of real chips. At this level the output-tract electrode no longer leads (4 families in time against 4 for the planar array). A registered rerun on 16 fresh seeds, compared with the chip detections of the parent design's own fresh-seed replication, finds the chip late in all five families again, and every movement onset within one dose step of the first run (stage 4b, 3 of 4). The registered leave-one-out check fails in one family. Without the bitter-gated proboscis, GABA-A potentiation impairs movement only at 1.0, the dose at which the chip flags it. In two families (GABA-A potentiation and excitability block) the chip's lateness is therefore a single step of the dose grid. A registered finer grid inside those steps (stage 4c, 3 of 4) keeps the chip late in both families with the full index. Excitability block impairs movement at 0.24 and is flagged at 0.36; GABA-A potentiation impairs movement at 0.5 and is flagged at 0.6. Without the bitter-gated proboscis, GABA-A potentiation stays tied at 0.6, so in that family the chip's lateness depends on one movement. Read through walking instead (stage 4d, 2 of 4: the drug knobs on the rate-model walking network), GABA-A and GluCl block break the rhythm at 0.2, far before the chip; GABA-A potentiation does not impair walking at all; and acetylcholine block is the one case in the study where the chip flags first (chip 0.4, walking 0.6). With walking as a fourth movement the chip is still late in every family.</w:t>
       </w:r>
     </w:p>
     <w:p>
@@ -467,7 +467,7 @@
           <w:color w:val="222222"/>
           <w:sz w:val="21"/>
         </w:rPr>
-        <w:t>Across three levels of readout (named neurons, motor neurons and movement) and two connectomes, a chip-like readout of a simulated fly's brain ranks drugs by how much they disrupt behaviour but first flags them after behaviour has changed. At the movement level this replicates on fresh seeds and on a finer dose grid; in one family (GABA-A potentiation) it rests on a single movement, the proboscis extension that bitter gates, and without it chip and movement change together. For assay design this suggests three things, all testable in real preparations: report the precision a chip needs at behavioural onset rather than a fixed threshold; record where the network's output leaves it, which helps at the neural level; and do not read a chip's silence as behavioural safety at low doses. The embodied stages add that a body does not rescue the chip, and that the model's walking claims depend on the neuron model: a connectome alone, in a leaky integrate-and-fire network, did not contain a working rhythm generator, while a published firing-rate model did. The negative results, the registered failures and the withdrawn claim are part of the evidence: they bound what the positive results can be taken to mean.</w:t>
+        <w:t>Across three levels of readout (named neurons, motor neurons and movement) and two connectomes, a chip-like readout of a simulated fly's brain ranks drugs by how much they disrupt behaviour but first flags them after behaviour has changed. At the movement level this replicates on fresh seeds and on a finer dose grid; in one family (GABA-A potentiation) it rests on a single movement, the proboscis extension that bitter gates, and without it chip and movement change together; and read through walking alone, acetylcholine block is flagged by the chip before the rhythm fails, so which behaviour is read decides which drugs a chip catches in time. For assay design this suggests three things, all testable in real preparations: report the precision a chip needs at behavioural onset rather than a fixed threshold; record where the network's output leaves it, which helps at the neural level; and do not read a chip's silence as behavioural safety at low doses. The embodied stages add that a body does not rescue the chip, and that the model's walking claims depend on the neuron model: a connectome alone, in a leaky integrate-and-fire network, did not contain a working rhythm generator, while a published firing-rate model did. The negative results, the registered failures and the withdrawn claim are part of the evidence: they bound what the positive results can be taken to mean.</w:t>
       </w:r>
     </w:p>
     <w:p>

--- a/report/PAPER_DRAFT.docx
+++ b/report/PAPER_DRAFT.docx
@@ -61,7 +61,7 @@
           <w:color w:val="222222"/>
           <w:sz w:val="21"/>
         </w:rPr>
-        <w:t>Neural microelectrode-array (MEA) chips are used to screen compounds for neuroactivity, but a chip cannot report what its readout would mean for a behaving animal. We ask that question in a simulated fly, where the same network can be read as a chip and as an animal. Transmitter-class drug knobs were applied to a connectome-constrained whole-brain model (FlyWire), read by a virtual MEA through the same feature extractor used for real recordings, and compared with the fly's behaviour read first as named neurons, then as motor neurons, and finally as movements of a simulated body driven through a second connectome (the male CNS). The chip's firing rate ranks drugs by how much they disrupt behaviour (Spearman 0.863), but at every level the chip first flags a drug at a higher dose than behaviour fails, with one exception when walking alone is the readout (acetylcholine block). With movement as the readout, GABA-A block changes the simulated fly's feeding and grooming at 0.2 of the knob's range, and the chip flags it at 0.6. Recording the brain's output tract rather than the tissue helps at the neural level and not at the movement level. Along the way, a published walking rhythm generator was reproduced on a second connectome, a flaw in our own rhythm measure was found and audited in the open, and a registered literature search found no fly pharmacology on these behaviours to check the model against.</w:t>
+        <w:t>Neural microelectrode-array (MEA) chips are used to screen compounds for neuroactivity, but a chip cannot report what its readout would mean for a behaving animal. We ask that question in a simulated fly, where the same network can be read as a chip and as an animal. Transmitter-class drug knobs were applied to a connectome-constrained whole-brain model (FlyWire), read by a virtual MEA through the same feature extractor used for real recordings, and compared with the fly's behaviour read first as named neurons, then as motor neurons, and finally as movements of a simulated body driven through a second connectome (the male CNS). The chip's firing rate ranks drugs by how much they disrupt behaviour (Spearman 0.863), but at every level the chip first flags a drug at a higher dose than behaviour fails. With movement as the readout, GABA-A block changes the simulated fly's feeding and grooming at 0.2 of the knob's range, and the chip flags it at 0.6. Recording the brain's output tract rather than the tissue helps at the neural level and not at the movement level. Along the way, a published walking rhythm generator was reproduced on a second connectome, a flaw in our own rhythm measure was found and audited in the open, and a registered literature search found no fly pharmacology on these behaviours to check the model against.</w:t>
       </w:r>
     </w:p>
     <w:p>
@@ -323,7 +323,7 @@
           <w:color w:val="222222"/>
           <w:sz w:val="21"/>
         </w:rPr>
-        <w:t>Rerunning the drug design with these movements as the behaviour gives the same answer as the neural and motor readouts: in every family the chip first flags a drug at a higher dose than movement fails (GABA-A potentiation: movement at 0.5, chip at 1.0). Movement never fails before the neural readouts; the body buffers small neural changes but not enough for the chip to catch up. At the dose where movement first fails, the chip has moved by only 0.149 to 0.452 log2 (exploratory), within the noise of real chips. At this level the output-tract electrode no longer leads (4 families in time against 4 for the planar array). A registered rerun on 16 fresh seeds, compared with the chip detections of the parent design's own fresh-seed replication, finds the chip late in all five families again, and every movement onset within one dose step of the first run (stage 4b, 3 of 4). The registered leave-one-out check fails in one family. Without the bitter-gated proboscis, GABA-A potentiation impairs movement only at 1.0, the dose at which the chip flags it. In two families (GABA-A potentiation and excitability block) the chip's lateness is therefore a single step of the dose grid. A registered finer grid inside those steps (stage 4c, 3 of 4) keeps the chip late in both families with the full index. Excitability block impairs movement at 0.24 and is flagged at 0.36; GABA-A potentiation impairs movement at 0.5 and is flagged at 0.6. Without the bitter-gated proboscis, GABA-A potentiation stays tied at 0.6, so in that family the chip's lateness depends on one movement. Read through walking instead (stage 4d, 2 of 4: the drug knobs on the rate-model walking network), GABA-A and GluCl block break the rhythm at 0.2, far before the chip; GABA-A potentiation does not impair walking at all; and acetylcholine block is the one case in the study where the chip flags first (chip 0.4, walking 0.6). With walking as a fourth movement the chip is still late in every family.</w:t>
+        <w:t>Rerunning the drug design with these movements as the behaviour gives the same answer as the neural and motor readouts: in every family the chip first flags a drug at a higher dose than movement fails (GABA-A potentiation: movement at 0.5, chip at 1.0). Movement never fails before the neural readouts; the body buffers small neural changes but not enough for the chip to catch up. At the dose where movement first fails, the chip has moved by only 0.149 to 0.452 log2 (exploratory), within the noise of real chips. At this level the output-tract electrode no longer leads (4 families in time against 4 for the planar array). A registered rerun on 16 fresh seeds, compared with the chip detections of the parent design's own fresh-seed replication, finds the chip late in all five families again, and every movement onset within one dose step of the first run (stage 4b, 3 of 4). The registered leave-one-out check fails in one family. Without the bitter-gated proboscis, GABA-A potentiation impairs movement only at 1.0, the dose at which the chip flags it. In two families (GABA-A potentiation and excitability block) the chip's lateness is therefore a single step of the dose grid. A registered finer grid inside those steps (stage 4c, 3 of 4) keeps the chip late in both families with the full index. Excitability block impairs movement at 0.24 and is flagged at 0.36; GABA-A potentiation impairs movement at 0.5 and is flagged at 0.6. Without the bitter-gated proboscis, GABA-A potentiation stays tied at 0.6, so in that family the chip's lateness depends on one movement. Read through walking instead (stage 4d, 2 of 4: the drug knobs on the rate-model walking network), GABA-A and GluCl block break the rhythm at 0.2, far before the chip; GABA-A potentiation does not impair walking; and acetylcholine block was flagged by the chip first (chip 0.4, walking 0.6). A registered retest on fresh draws that scores walking by the fraction of draws with a rhythm (stage 4e, 2 of 4) confirms the chip-late families but not the exception. Milder acetylcholine block makes walking more reliable, not less (rhythmic in a larger share of draws than the vehicle's 0.5938), and the two-sided index counts that as a change at 0.2, before the chip. Whether the chip leads under acetylcholine block therefore depends on how walking is scored, and is not claimed. With walking as a fourth movement the chip is late in every family under either readout.</w:t>
       </w:r>
     </w:p>
     <w:p>
@@ -467,7 +467,7 @@
           <w:color w:val="222222"/>
           <w:sz w:val="21"/>
         </w:rPr>
-        <w:t>Across three levels of readout (named neurons, motor neurons and movement) and two connectomes, a chip-like readout of a simulated fly's brain ranks drugs by how much they disrupt behaviour but first flags them after behaviour has changed. At the movement level this replicates on fresh seeds and on a finer dose grid; in one family (GABA-A potentiation) it rests on a single movement, the proboscis extension that bitter gates, and without it chip and movement change together; and read through walking alone, acetylcholine block is flagged by the chip before the rhythm fails, so which behaviour is read decides which drugs a chip catches in time. For assay design this suggests three things, all testable in real preparations: report the precision a chip needs at behavioural onset rather than a fixed threshold; record where the network's output leaves it, which helps at the neural level; and do not read a chip's silence as behavioural safety at low doses. The embodied stages add that a body does not rescue the chip, and that the model's walking claims depend on the neuron model: a connectome alone, in a leaky integrate-and-fire network, did not contain a working rhythm generator, while a published firing-rate model did. The negative results, the registered failures and the withdrawn claim are part of the evidence: they bound what the positive results can be taken to mean.</w:t>
+        <w:t>Across three levels of readout (named neurons, motor neurons and movement) and two connectomes, a chip-like readout of a simulated fly's brain ranks drugs by how much they disrupt behaviour but first flags them after behaviour has changed. At the movement level this replicates on fresh seeds and on a finer dose grid; in one family (GABA-A potentiation) it rests on a single movement, the proboscis extension that bitter gates, and without it chip and movement change together. A fictive walking rhythm read on its own is a fragile readout here: its baseline sits near a transition, so small knob changes tip draws into or out of rhythm, and whether the chip leads under acetylcholine block depends on how the rhythm is scored. For assay design this suggests three things, all testable in real preparations: report the precision a chip needs at behavioural onset rather than a fixed threshold; record where the network's output leaves it, which helps at the neural level; and do not read a chip's silence as behavioural safety at low doses. The embodied stages add that a body does not rescue the chip, and that the model's walking claims depend on the neuron model: a connectome alone, in a leaky integrate-and-fire network, did not contain a working rhythm generator, while a published firing-rate model did. The negative results, the registered failures and the withdrawn claim are part of the evidence: they bound what the positive results can be taken to mean.</w:t>
       </w:r>
     </w:p>
     <w:p>
@@ -829,9 +829,9 @@
         <w:tblLook w:firstColumn="1" w:firstRow="1" w:lastColumn="0" w:lastRow="0" w:noHBand="0" w:noVBand="1" w:val="04A0"/>
       </w:tblPr>
       <w:tblGrid>
-        <w:gridCol w:w="638"/>
-        <w:gridCol w:w="1674"/>
-        <w:gridCol w:w="6184"/>
+        <w:gridCol w:w="654"/>
+        <w:gridCol w:w="1713"/>
+        <w:gridCol w:w="6129"/>
       </w:tblGrid>
       <w:tr>
         <w:trPr>
@@ -840,7 +840,7 @@
         </w:trPr>
         <w:tc>
           <w:tcPr>
-            <w:tcW w:type="dxa" w:w="638"/>
+            <w:tcW w:type="dxa" w:w="654"/>
             <w:shd w:val="clear" w:color="auto" w:fill="1F4E79"/>
             <w:vAlign w:val="center"/>
           </w:tcPr>
@@ -863,7 +863,7 @@
         </w:tc>
         <w:tc>
           <w:tcPr>
-            <w:tcW w:type="dxa" w:w="1674"/>
+            <w:tcW w:type="dxa" w:w="1713"/>
             <w:shd w:val="clear" w:color="auto" w:fill="1F4E79"/>
             <w:vAlign w:val="center"/>
           </w:tcPr>
@@ -886,7 +886,7 @@
         </w:tc>
         <w:tc>
           <w:tcPr>
-            <w:tcW w:type="dxa" w:w="6184"/>
+            <w:tcW w:type="dxa" w:w="6129"/>
             <w:shd w:val="clear" w:color="auto" w:fill="1F4E79"/>
             <w:vAlign w:val="center"/>
           </w:tcPr>
@@ -914,7 +914,7 @@
         </w:trPr>
         <w:tc>
           <w:tcPr>
-            <w:tcW w:type="dxa" w:w="638"/>
+            <w:tcW w:type="dxa" w:w="654"/>
             <w:shd w:val="clear" w:color="auto" w:fill="FFFFFF"/>
             <w:vAlign w:val="center"/>
           </w:tcPr>
@@ -938,7 +938,7 @@
         </w:tc>
         <w:tc>
           <w:tcPr>
-            <w:tcW w:type="dxa" w:w="1674"/>
+            <w:tcW w:type="dxa" w:w="1713"/>
             <w:shd w:val="clear" w:color="auto" w:fill="FFFFFF"/>
             <w:vAlign w:val="center"/>
           </w:tcPr>
@@ -961,7 +961,7 @@
         </w:tc>
         <w:tc>
           <w:tcPr>
-            <w:tcW w:type="dxa" w:w="6184"/>
+            <w:tcW w:type="dxa" w:w="6129"/>
             <w:shd w:val="clear" w:color="auto" w:fill="FFFFFF"/>
             <w:vAlign w:val="center"/>
           </w:tcPr>
@@ -989,7 +989,7 @@
         </w:trPr>
         <w:tc>
           <w:tcPr>
-            <w:tcW w:type="dxa" w:w="638"/>
+            <w:tcW w:type="dxa" w:w="654"/>
             <w:shd w:val="clear" w:color="auto" w:fill="F7F9FB"/>
             <w:vAlign w:val="center"/>
           </w:tcPr>
@@ -1013,7 +1013,7 @@
         </w:tc>
         <w:tc>
           <w:tcPr>
-            <w:tcW w:type="dxa" w:w="1674"/>
+            <w:tcW w:type="dxa" w:w="1713"/>
             <w:shd w:val="clear" w:color="auto" w:fill="F7F9FB"/>
             <w:vAlign w:val="center"/>
           </w:tcPr>
@@ -1036,7 +1036,7 @@
         </w:tc>
         <w:tc>
           <w:tcPr>
-            <w:tcW w:type="dxa" w:w="6184"/>
+            <w:tcW w:type="dxa" w:w="6129"/>
             <w:shd w:val="clear" w:color="auto" w:fill="F7F9FB"/>
             <w:vAlign w:val="center"/>
           </w:tcPr>
@@ -1064,7 +1064,7 @@
         </w:trPr>
         <w:tc>
           <w:tcPr>
-            <w:tcW w:type="dxa" w:w="638"/>
+            <w:tcW w:type="dxa" w:w="654"/>
             <w:shd w:val="clear" w:color="auto" w:fill="FFFFFF"/>
             <w:vAlign w:val="center"/>
           </w:tcPr>
@@ -1088,7 +1088,7 @@
         </w:tc>
         <w:tc>
           <w:tcPr>
-            <w:tcW w:type="dxa" w:w="1674"/>
+            <w:tcW w:type="dxa" w:w="1713"/>
             <w:shd w:val="clear" w:color="auto" w:fill="FFFFFF"/>
             <w:vAlign w:val="center"/>
           </w:tcPr>
@@ -1111,7 +1111,7 @@
         </w:tc>
         <w:tc>
           <w:tcPr>
-            <w:tcW w:type="dxa" w:w="6184"/>
+            <w:tcW w:type="dxa" w:w="6129"/>
             <w:shd w:val="clear" w:color="auto" w:fill="FFFFFF"/>
             <w:vAlign w:val="center"/>
           </w:tcPr>
@@ -1139,7 +1139,7 @@
         </w:trPr>
         <w:tc>
           <w:tcPr>
-            <w:tcW w:type="dxa" w:w="638"/>
+            <w:tcW w:type="dxa" w:w="654"/>
             <w:shd w:val="clear" w:color="auto" w:fill="F7F9FB"/>
             <w:vAlign w:val="center"/>
           </w:tcPr>
@@ -1163,7 +1163,7 @@
         </w:tc>
         <w:tc>
           <w:tcPr>
-            <w:tcW w:type="dxa" w:w="1674"/>
+            <w:tcW w:type="dxa" w:w="1713"/>
             <w:shd w:val="clear" w:color="auto" w:fill="F7F9FB"/>
             <w:vAlign w:val="center"/>
           </w:tcPr>
@@ -1186,7 +1186,7 @@
         </w:tc>
         <w:tc>
           <w:tcPr>
-            <w:tcW w:type="dxa" w:w="6184"/>
+            <w:tcW w:type="dxa" w:w="6129"/>
             <w:shd w:val="clear" w:color="auto" w:fill="F7F9FB"/>
             <w:vAlign w:val="center"/>
           </w:tcPr>
@@ -1234,7 +1234,7 @@
         </w:trPr>
         <w:tc>
           <w:tcPr>
-            <w:tcW w:type="dxa" w:w="638"/>
+            <w:tcW w:type="dxa" w:w="654"/>
             <w:shd w:val="clear" w:color="auto" w:fill="FFFFFF"/>
             <w:vAlign w:val="center"/>
           </w:tcPr>
@@ -1258,7 +1258,7 @@
         </w:tc>
         <w:tc>
           <w:tcPr>
-            <w:tcW w:type="dxa" w:w="1674"/>
+            <w:tcW w:type="dxa" w:w="1713"/>
             <w:shd w:val="clear" w:color="auto" w:fill="FFFFFF"/>
             <w:vAlign w:val="center"/>
           </w:tcPr>
@@ -1281,7 +1281,7 @@
         </w:tc>
         <w:tc>
           <w:tcPr>
-            <w:tcW w:type="dxa" w:w="6184"/>
+            <w:tcW w:type="dxa" w:w="6129"/>
             <w:shd w:val="clear" w:color="auto" w:fill="FFFFFF"/>
             <w:vAlign w:val="center"/>
           </w:tcPr>
@@ -1329,7 +1329,7 @@
         </w:trPr>
         <w:tc>
           <w:tcPr>
-            <w:tcW w:type="dxa" w:w="638"/>
+            <w:tcW w:type="dxa" w:w="654"/>
             <w:shd w:val="clear" w:color="auto" w:fill="F7F9FB"/>
             <w:vAlign w:val="center"/>
           </w:tcPr>
@@ -1353,7 +1353,7 @@
         </w:tc>
         <w:tc>
           <w:tcPr>
-            <w:tcW w:type="dxa" w:w="1674"/>
+            <w:tcW w:type="dxa" w:w="1713"/>
             <w:shd w:val="clear" w:color="auto" w:fill="F7F9FB"/>
             <w:vAlign w:val="center"/>
           </w:tcPr>
@@ -1370,13 +1370,13 @@
                 <w:color w:val="222222"/>
                 <w:sz w:val="20"/>
               </w:rPr>
-              <w:t>Drugs in the loop: movements against dose</w:t>
+              <w:t>Drugs in the loop: when each movement, the walking rhythm and the movement index first change, against when the chip flags, per family</w:t>
             </w:r>
           </w:p>
         </w:tc>
         <w:tc>
           <w:tcPr>
-            <w:tcW w:type="dxa" w:w="6184"/>
+            <w:tcW w:type="dxa" w:w="6129"/>
             <w:shd w:val="clear" w:color="auto" w:fill="F7F9FB"/>
             <w:vAlign w:val="center"/>
           </w:tcPr>
@@ -1393,7 +1393,27 @@
                 <w:color w:val="222222"/>
                 <w:sz w:val="18"/>
               </w:rPr>
-              <w:t>outputs/figures/embodied_stage4a_drugs_movement_SIMULATED.png</w:t>
+              <w:t>outputs/figures/embodied_onsets_SIMULATED.png</w:t>
+            </w:r>
+            <w:r>
+              <w:rPr>
+                <w:rFonts w:ascii="Calibri" w:hAnsi="Calibri"/>
+                <w:b w:val="0"/>
+                <w:i w:val="0"/>
+                <w:color w:val="222222"/>
+                <w:sz w:val="20"/>
+              </w:rPr>
+              <w:t xml:space="preserve">, </w:t>
+            </w:r>
+            <w:r>
+              <w:rPr>
+                <w:rFonts w:ascii="Consolas" w:hAnsi="Consolas"/>
+                <w:b w:val="0"/>
+                <w:i w:val="0"/>
+                <w:color w:val="222222"/>
+                <w:sz w:val="18"/>
+              </w:rPr>
+              <w:t>embodied_stage4a_drugs_movement_SIMULATED.png</w:t>
             </w:r>
           </w:p>
         </w:tc>
@@ -1404,7 +1424,7 @@
         </w:trPr>
         <w:tc>
           <w:tcPr>
-            <w:tcW w:type="dxa" w:w="638"/>
+            <w:tcW w:type="dxa" w:w="654"/>
             <w:shd w:val="clear" w:color="auto" w:fill="FFFFFF"/>
             <w:vAlign w:val="center"/>
           </w:tcPr>
@@ -1428,7 +1448,7 @@
         </w:tc>
         <w:tc>
           <w:tcPr>
-            <w:tcW w:type="dxa" w:w="1674"/>
+            <w:tcW w:type="dxa" w:w="1713"/>
             <w:shd w:val="clear" w:color="auto" w:fill="FFFFFF"/>
             <w:vAlign w:val="center"/>
           </w:tcPr>
@@ -1451,7 +1471,7 @@
         </w:tc>
         <w:tc>
           <w:tcPr>
-            <w:tcW w:type="dxa" w:w="6184"/>
+            <w:tcW w:type="dxa" w:w="6129"/>
             <w:shd w:val="clear" w:color="auto" w:fill="FFFFFF"/>
             <w:vAlign w:val="center"/>
           </w:tcPr>
@@ -1499,7 +1519,7 @@
         </w:trPr>
         <w:tc>
           <w:tcPr>
-            <w:tcW w:type="dxa" w:w="638"/>
+            <w:tcW w:type="dxa" w:w="654"/>
             <w:shd w:val="clear" w:color="auto" w:fill="F7F9FB"/>
             <w:vAlign w:val="center"/>
           </w:tcPr>
@@ -1523,7 +1543,7 @@
         </w:tc>
         <w:tc>
           <w:tcPr>
-            <w:tcW w:type="dxa" w:w="1674"/>
+            <w:tcW w:type="dxa" w:w="1713"/>
             <w:shd w:val="clear" w:color="auto" w:fill="F7F9FB"/>
             <w:vAlign w:val="center"/>
           </w:tcPr>
@@ -1546,7 +1566,7 @@
         </w:tc>
         <w:tc>
           <w:tcPr>
-            <w:tcW w:type="dxa" w:w="6184"/>
+            <w:tcW w:type="dxa" w:w="6129"/>
             <w:shd w:val="clear" w:color="auto" w:fill="F7F9FB"/>
             <w:vAlign w:val="center"/>
           </w:tcPr>
@@ -1594,7 +1614,7 @@
         </w:trPr>
         <w:tc>
           <w:tcPr>
-            <w:tcW w:type="dxa" w:w="638"/>
+            <w:tcW w:type="dxa" w:w="654"/>
             <w:shd w:val="clear" w:color="auto" w:fill="FFFFFF"/>
             <w:vAlign w:val="center"/>
           </w:tcPr>
@@ -1617,7 +1637,7 @@
         </w:tc>
         <w:tc>
           <w:tcPr>
-            <w:tcW w:type="dxa" w:w="1674"/>
+            <w:tcW w:type="dxa" w:w="1713"/>
             <w:shd w:val="clear" w:color="auto" w:fill="FFFFFF"/>
             <w:vAlign w:val="center"/>
           </w:tcPr>
@@ -1640,7 +1660,7 @@
         </w:tc>
         <w:tc>
           <w:tcPr>
-            <w:tcW w:type="dxa" w:w="6184"/>
+            <w:tcW w:type="dxa" w:w="6129"/>
             <w:shd w:val="clear" w:color="auto" w:fill="FFFFFF"/>
             <w:vAlign w:val="center"/>
           </w:tcPr>
